--- a/template.docx
+++ b/template.docx
@@ -15,7 +15,7 @@
         <w:pStyle w:val="Subtitle"/>
       </w:pPr>
       <w:r>
-        <w:t xml:space="preserve">v0.5.2</w:t>
+        <w:t xml:space="preserve">v0.6.0</w:t>
       </w:r>
     </w:p>
     <w:p>
@@ -39,7 +39,7 @@
         <w:pStyle w:val="Date"/>
       </w:pPr>
       <w:r>
-        <w:t xml:space="preserve">May 25, 2025</w:t>
+        <w:t xml:space="preserve">July 22, 2025</w:t>
       </w:r>
     </w:p>
     <w:bookmarkStart w:id="42" w:name="clean-manuscript"/>
